--- a/results/PPE_Differential_Sparse_Localization_Report_EN.docx
+++ b/results/PPE_Differential_Sparse_Localization_Report_EN.docx
@@ -75,7 +75,7 @@
           <w:sz w:val="21"/>
           <w:szCs w:val="21"/>
         </w:rPr>
-        <w:t xml:space="preserve">This report assesses a "differential sparse PPE" scheme intended to improve fault-localization accuracy in fiber-longitudinal power profile estimation (PPE / Longitudinal Power Monitoring, LPM): build a low-noise reference profile from abundant pre-fault data, then, after the fault, solve only for the change relative to that reference under a step-sparsity prior (generalized Lasso / total-variation regularization). Theory and numerical simulation show the core idea is sound and is essentially the approach published by Fujitsu (OECC 2024) and NTT (ECOC 2025). Under 64 GBd, 3 × 50 km, a 1-dB lumped loss, and a single post-fault capture, localization error improves from tens of kilometres (naive profile subtraction) to about 1 km — one to two orders of magnitude. However, two formulation details in the original proposal require correction, and the claimed "50–200 m, purely noise-limited" accuracy is over-optimistic: the spatial-resolution physics set by chromatic dispersion × bandwidth² still applies, and kilometre-scale accuracy is the realistic expectation in this regime, consistent with experimental literature.</w:t>
+        <w:t xml:space="preserve">This report assesses a "differential sparse PPE" scheme intended to improve fault-localization accuracy in fiber-longitudinal power profile estimation (PPE / Longitudinal Power Monitoring, LPM): build a low-noise reference profile from abundant pre-fault data, then, after the fault, solve only for the change relative to that reference under a step-sparsity prior (generalized Lasso / total-variation regularization). Theory and numerical simulation show the core idea is sound and is essentially the approach published by Fujitsu (OECC 2024) and NTT (ECOC 2025). Under 64 GBd, 3 × 50 km, a 1-dB lumped loss, and a single post-fault capture, localization error improves from tens of kilometres (naive profile subtraction) to 0.15 km — the resolution floor of the 1-km estimation grid — with 100-m matched-filter refinement at 0.55–0.95 km: roughly two orders of magnitude. However, two formulation details in the original proposal require correction, and the claimed "50–200 m, purely noise-limited" accuracy remains over-optimistic: the spatial-resolution physics set by chromatic dispersion × bandwidth² still applies, and even with abundant data, sub-kilometre (~0.5–1 km) is the realistic expectation in this regime, consistent with experimental literature.</w:t>
       </w:r>
     </w:p>
     <w:p>
@@ -972,7 +972,7 @@
                 <w:sz w:val="21"/>
                 <w:szCs w:val="21"/>
               </w:rPr>
-              <w:t xml:space="preserve">8192 symbols</w:t>
+              <w:t xml:space="preserve">81920 symbols</w:t>
             </w:r>
           </w:p>
         </w:tc>
@@ -1365,7 +1365,7 @@
           <w:sz w:val="18"/>
           <w:szCs w:val="18"/>
         </w:rPr>
-        <w:t xml:space="preserve">Fig. 1  Healthy-link power profile: single-capture LS-PPE (blue) is visibly noisy; the 12-capture average (red) serves as the reference, with the three-span sawtooth structure clearly resolved.</w:t>
+        <w:t xml:space="preserve">Fig. 1  Healthy-link power profile (81920 symbols per capture): single-capture LS-PPE (blue) is still noisy; the 12-capture average (red) serves as the reference and tracks the true three-span sawtooth closely, with only minor residual ripple in the low-power span tails.</w:t>
       </w:r>
     </w:p>
     <w:p>
@@ -1443,7 +1443,7 @@
           <w:sz w:val="18"/>
           <w:szCs w:val="18"/>
         </w:rPr>
-        <w:t xml:space="preserve">Fig. 2  1-dB lumped loss, single post-fault capture. Top: naive subtraction (blue) is buried in noise, while the differential sparse solution (red) is a clean step at the right position (amplitude shrunk by the Lasso; refit in Sec. 5.3). Bottom (twin axes — the two indicators differ by ~3 orders of magnitude): the naive jump indicator (blue, left axis, ±25) fluctuates along the whole link; the sparse jump indicator (red stems, right axis, ±0.06) is nonzero in only 2 of 149 bins, both clustered at the fault, and its deepest jump gives the detected position 73.5 km (true: 72.35 km).</w:t>
+        <w:t xml:space="preserve">Fig. 2  1-dB lumped loss, single post-fault capture. Top: naive subtraction (blue) is buried in noise, while the differential sparse solution (red) is a clean step at the right position (amplitude shrunk by the Lasso; refit in Sec. 5.3). Bottom (twin axes — the two indicators differ by ~3 orders of magnitude): the naive jump indicator (blue, left axis, ±25) fluctuates along the whole link; the sparse jump indicator (red stem, right axis) is nonzero in only 1 of 149 bins, directly at the fault bin 72.5 km (true: 72.35 km — the 0.15-km error is half a grid cell).</w:t>
       </w:r>
     </w:p>
     <w:p>
@@ -1701,7 +1701,7 @@
                 <w:sz w:val="21"/>
                 <w:szCs w:val="21"/>
               </w:rPr>
-              <w:t xml:space="preserve">≈ 40 km</w:t>
+              <w:t xml:space="preserve">≈ 24 km</w:t>
             </w:r>
           </w:p>
         </w:tc>
@@ -1727,7 +1727,7 @@
                 <w:sz w:val="21"/>
                 <w:szCs w:val="21"/>
               </w:rPr>
-              <w:t xml:space="preserve">75 km</w:t>
+              <w:t xml:space="preserve">27 km</w:t>
             </w:r>
           </w:p>
         </w:tc>
@@ -1807,7 +1807,7 @@
                 <w:sz w:val="21"/>
                 <w:szCs w:val="21"/>
               </w:rPr>
-              <w:t xml:space="preserve">0.9 km</w:t>
+              <w:t xml:space="preserve">0.15 km</w:t>
             </w:r>
           </w:p>
         </w:tc>
@@ -1833,7 +1833,7 @@
                 <w:sz w:val="21"/>
                 <w:szCs w:val="21"/>
               </w:rPr>
-              <w:t xml:space="preserve">1.15 km</w:t>
+              <w:t xml:space="preserve">0.15 km</w:t>
             </w:r>
           </w:p>
         </w:tc>
@@ -1859,7 +1859,7 @@
                 <w:sz w:val="21"/>
                 <w:szCs w:val="21"/>
               </w:rPr>
-              <w:t xml:space="preserve">Jump support concentrated at the fault</w:t>
+              <w:t xml:space="preserve">Single nonzero jump at the fault bin (grid floor)</w:t>
             </w:r>
           </w:p>
         </w:tc>
@@ -1913,7 +1913,7 @@
                 <w:sz w:val="21"/>
                 <w:szCs w:val="21"/>
               </w:rPr>
-              <w:t xml:space="preserve">1.5 km</w:t>
+              <w:t xml:space="preserve">0.65 km</w:t>
             </w:r>
           </w:p>
         </w:tc>
@@ -1939,7 +1939,7 @@
                 <w:sz w:val="21"/>
                 <w:szCs w:val="21"/>
               </w:rPr>
-              <w:t xml:space="preserve">4.2 km</w:t>
+              <w:t xml:space="preserve">0.95 km</w:t>
             </w:r>
           </w:p>
         </w:tc>
@@ -1965,7 +1965,7 @@
                 <w:sz w:val="21"/>
                 <w:szCs w:val="21"/>
               </w:rPr>
-              <w:t xml:space="preserve">Amplitude refit 0.85–0.95 dB (true 1.0 dB)</w:t>
+              <w:t xml:space="preserve">Amplitude refit 0.88–0.89 dB (true 1.0 dB)</w:t>
             </w:r>
           </w:p>
         </w:tc>
@@ -1994,7 +1994,7 @@
           <w:sz w:val="21"/>
           <w:szCs w:val="21"/>
         </w:rPr>
-        <w:t xml:space="preserve">In all four trials the differential sparse method places its jump support at the fault bin (errors 0.15–1.15 km, near the 1-km grid resolution). The matched filter refines to 150–350 m in some trials but drifts up to 4 km in others — the finer grid does not deliver reliable sub-km accuracy, confirming the flat correlation surface of Fig. 3. The loss magnitude is accurately recovered by the refit (0.85–0.95 dB).</w:t>
+        <w:t xml:space="preserve">In all four trials the differential sparse method places its single nonzero jump exactly at the fault bin (a consistent +0.15 km — the 1-km grid's resolution floor). The matched filter refines to 0.55–0.95 km but does not reach the hundred-metre scale: the correlation surface remains flat at kilometre scale (Fig. 3), confirming the dispersion × bandwidth² limit. The loss magnitude is accurately recovered by the refit (0.88–0.89 dB).</w:t>
       </w:r>
     </w:p>
     <w:p>
@@ -2589,7 +2589,7 @@
                 <w:sz w:val="21"/>
                 <w:szCs w:val="21"/>
               </w:rPr>
-              <w:t xml:space="preserve">The physics limit remains; this simulation and the literature (NTT +3 km, Fujitsu &lt;4 km, CICT 1 km) are all km-scale</w:t>
+              <w:t xml:space="preserve">The physics limit remains; 0.55–0.95 km here even with abundant data; literature (NTT +3 km, Fujitsu &lt;4 km, CICT 1 km) is km-scale</w:t>
             </w:r>
           </w:p>
         </w:tc>
@@ -2618,7 +2618,7 @@
           <w:sz w:val="21"/>
           <w:szCs w:val="21"/>
         </w:rPr>
-        <w:t xml:space="preserve">Overall conclusion: differential sparse PPE is a correct and worthwhile engineering approach. Its gain comes from degrading the full-profile reconstruction problem into a single-parameter (step-position) detection problem, thereby exploiting the information of every bin downstream of the fault. Its accuracy ceiling, however, is still bounded by the dispersion × bandwidth² resolution physics: at 64–100 GBd, roughly 1 km — not hundreds of metres — is the realistic expectation.</w:t>
+        <w:t xml:space="preserve">Overall conclusion: differential sparse PPE is a correct and worthwhile engineering approach. Its gain comes from degrading the full-profile reconstruction problem into a single-parameter (step-position) detection problem, thereby exploiting the information of every bin downstream of the fault. Its accuracy ceiling, however, is still bounded by the dispersion × bandwidth² resolution physics: at 64–100 GBd, sub-kilometre (~0.5–1 km) with abundant data — not hundreds of metres — is the realistic ceiling.</w:t>
       </w:r>
     </w:p>
     <w:p>
@@ -2648,7 +2648,7 @@
           <w:sz w:val="21"/>
           <w:szCs w:val="21"/>
         </w:rPr>
-        <w:t xml:space="preserve">Code lives in repo longrain153/PPE2 (branch claude/ppe-localization-accuracy-9tirgk): ppe/link_sim.py (split-step link simulator), ppe/ppe_core.py (G matrix, LS-PPE, ADMM generalized Lasso, matched filter), run_experiment.py (end-to-end experiment, ~2.5 min).</w:t>
+        <w:t xml:space="preserve">Code lives in repo longrain153/PPE2 (branch claude/ppe-localization-accuracy-9tirgk): ppe/link_sim.py (split-step link simulator), ppe/ppe_core.py (G matrix, LS-PPE, ADMM generalized Lasso, matched filter), run_experiment.py (end-to-end experiment, ~40 min at 81920 symbols/capture).</w:t>
       </w:r>
     </w:p>
     <w:p>

--- a/results/PPE_Differential_Sparse_Localization_Report_EN.docx
+++ b/results/PPE_Differential_Sparse_Localization_Report_EN.docx
@@ -1999,6 +1999,535 @@
     </w:p>
     <w:p>
       <w:pPr>
+        <w:pStyle w:val="Heading2"/>
+        <w:spacing w:after="110" w:before="220"/>
+      </w:pPr>
+      <w:r>
+        <w:rPr>
+          <w:rFonts w:ascii="Helvetica" w:eastAsia="WenQuanYi Zen Hei" w:hAnsi="Helvetica"/>
+          <w:b/>
+          <w:bCs/>
+          <w:color w:val="2E74B5"/>
+          <w:sz w:val="24"/>
+          <w:szCs w:val="24"/>
+        </w:rPr>
+        <w:t xml:space="preserve">5.4 What sets the accuracy: layered decomposition and a perfect-reference control experiment</w:t>
+      </w:r>
+    </w:p>
+    <w:p>
+      <w:pPr>
+        <w:spacing w:after="120" w:line="300"/>
+      </w:pPr>
+      <w:r>
+        <w:rPr>
+          <w:rFonts w:ascii="Helvetica" w:eastAsia="WenQuanYi Zen Hei" w:hAnsi="Helvetica"/>
+          <w:sz w:val="21"/>
+          <w:szCs w:val="21"/>
+        </w:rPr>
+        <w:t xml:space="preserve">The matched-filter error is identical (+550 m) in three of the four trials, which shows the current accuracy is dominated by systematic bias, not random noise. Four layers determine localization accuracy, from smallest to largest: (1) grid quantization — the ±0.5-km floor of the 1-km sparse-stage grid, removable with a finer grid; (2) signature distinguishability — moving the candidate fault by δ changes the matched template only by the NLI generated inside that δ segment, and the only mechanism that distinguishes NLI from adjacent positions is the waveform reshaping that dispersion produces within δ, at a rate ∝ |β₂|·BW² (the same physics as Δz_min): kilometre-scale at 64 GBd, an insurmountable ceiling; (3) noise variance — ASE and transceiver noise jitter the correlation peak, converging as 1/√N with data volume, already pushed below a few hundred metres at 10× data; (4) systematic bias — the actual source of the current +550 m, isolated by the control experiment below.</w:t>
+      </w:r>
+    </w:p>
+    <w:p>
+      <w:pPr>
+        <w:spacing w:after="120" w:line="300"/>
+      </w:pPr>
+      <w:r>
+        <w:rPr>
+          <w:rFonts w:ascii="Helvetica" w:eastAsia="WenQuanYi Zen Hei" w:hAnsi="Helvetica"/>
+          <w:sz w:val="21"/>
+          <w:szCs w:val="21"/>
+        </w:rPr>
+        <w:t xml:space="preserve">Perfect-reference control experiment: on identical fault captures, only the reference profile is swapped among three cases — the estimated reference (12-capture LS mean, baseline), the perfect physical reference (analytic truth), and a scaled physical reference (truth × α, where α = 0.914 is the least-squares scale of the LS mean against the physical truth). Results over three independent trials (highly consistent within each case — systematic behaviour):</w:t>
+      </w:r>
+    </w:p>
+    <w:tbl>
+      <w:tblPr>
+        <w:tblW w:type="dxa" w:w="9360"/>
+        <w:tblBorders>
+          <w:top w:val="single" w:color="auto" w:sz="4"/>
+          <w:left w:val="single" w:color="auto" w:sz="4"/>
+          <w:bottom w:val="single" w:color="auto" w:sz="4"/>
+          <w:right w:val="single" w:color="auto" w:sz="4"/>
+          <w:insideH w:val="single" w:color="auto" w:sz="4"/>
+          <w:insideV w:val="single" w:color="auto" w:sz="4"/>
+        </w:tblBorders>
+      </w:tblPr>
+      <w:tblGrid>
+        <w:gridCol w:w="3060"/>
+        <w:gridCol w:w="1750"/>
+        <w:gridCol w:w="1900"/>
+        <w:gridCol w:w="2650"/>
+      </w:tblGrid>
+      <w:tr>
+        <w:tc>
+          <w:tcPr>
+            <w:tcW w:type="dxa" w:w="3060"/>
+            <w:shd w:fill="D9E2F3" w:val="clear"/>
+            <w:tcMar>
+              <w:top w:type="dxa" w:w="60"/>
+              <w:left w:type="dxa" w:w="100"/>
+              <w:bottom w:type="dxa" w:w="60"/>
+              <w:right w:type="dxa" w:w="100"/>
+            </w:tcMar>
+          </w:tcPr>
+          <w:p>
+            <w:pPr>
+              <w:spacing w:after="0"/>
+            </w:pPr>
+            <w:r>
+              <w:rPr>
+                <w:rFonts w:ascii="Helvetica" w:eastAsia="WenQuanYi Zen Hei" w:hAnsi="Helvetica"/>
+                <w:b/>
+                <w:bCs/>
+                <w:sz w:val="21"/>
+                <w:szCs w:val="21"/>
+              </w:rPr>
+              <w:t xml:space="preserve">Reference profile</w:t>
+            </w:r>
+          </w:p>
+        </w:tc>
+        <w:tc>
+          <w:tcPr>
+            <w:tcW w:type="dxa" w:w="1750"/>
+            <w:shd w:fill="D9E2F3" w:val="clear"/>
+            <w:tcMar>
+              <w:top w:type="dxa" w:w="60"/>
+              <w:left w:type="dxa" w:w="100"/>
+              <w:bottom w:type="dxa" w:w="60"/>
+              <w:right w:type="dxa" w:w="100"/>
+            </w:tcMar>
+          </w:tcPr>
+          <w:p>
+            <w:pPr>
+              <w:spacing w:after="0"/>
+            </w:pPr>
+            <w:r>
+              <w:rPr>
+                <w:rFonts w:ascii="Helvetica" w:eastAsia="WenQuanYi Zen Hei" w:hAnsi="Helvetica"/>
+                <w:b/>
+                <w:bCs/>
+                <w:sz w:val="21"/>
+                <w:szCs w:val="21"/>
+              </w:rPr>
+              <w:t xml:space="preserve">Sparse stage</w:t>
+            </w:r>
+          </w:p>
+        </w:tc>
+        <w:tc>
+          <w:tcPr>
+            <w:tcW w:type="dxa" w:w="1900"/>
+            <w:shd w:fill="D9E2F3" w:val="clear"/>
+            <w:tcMar>
+              <w:top w:type="dxa" w:w="60"/>
+              <w:left w:type="dxa" w:w="100"/>
+              <w:bottom w:type="dxa" w:w="60"/>
+              <w:right w:type="dxa" w:w="100"/>
+            </w:tcMar>
+          </w:tcPr>
+          <w:p>
+            <w:pPr>
+              <w:spacing w:after="0"/>
+            </w:pPr>
+            <w:r>
+              <w:rPr>
+                <w:rFonts w:ascii="Helvetica" w:eastAsia="WenQuanYi Zen Hei" w:hAnsi="Helvetica"/>
+                <w:b/>
+                <w:bCs/>
+                <w:sz w:val="21"/>
+                <w:szCs w:val="21"/>
+              </w:rPr>
+              <w:t xml:space="preserve">Matched filter</w:t>
+            </w:r>
+          </w:p>
+        </w:tc>
+        <w:tc>
+          <w:tcPr>
+            <w:tcW w:type="dxa" w:w="2650"/>
+            <w:shd w:fill="D9E2F3" w:val="clear"/>
+            <w:tcMar>
+              <w:top w:type="dxa" w:w="60"/>
+              <w:left w:type="dxa" w:w="100"/>
+              <w:bottom w:type="dxa" w:w="60"/>
+              <w:right w:type="dxa" w:w="100"/>
+            </w:tcMar>
+          </w:tcPr>
+          <w:p>
+            <w:pPr>
+              <w:spacing w:after="0"/>
+            </w:pPr>
+            <w:r>
+              <w:rPr>
+                <w:rFonts w:ascii="Helvetica" w:eastAsia="WenQuanYi Zen Hei" w:hAnsi="Helvetica"/>
+                <w:b/>
+                <w:bCs/>
+                <w:sz w:val="21"/>
+                <w:szCs w:val="21"/>
+              </w:rPr>
+              <w:t xml:space="preserve">Loss estimate (true 1.0 dB)</w:t>
+            </w:r>
+          </w:p>
+        </w:tc>
+      </w:tr>
+      <w:tr>
+        <w:tc>
+          <w:tcPr>
+            <w:tcW w:type="dxa" w:w="3060"/>
+            <w:tcMar>
+              <w:top w:type="dxa" w:w="60"/>
+              <w:left w:type="dxa" w:w="100"/>
+              <w:bottom w:type="dxa" w:w="60"/>
+              <w:right w:type="dxa" w:w="100"/>
+            </w:tcMar>
+          </w:tcPr>
+          <w:p>
+            <w:pPr>
+              <w:spacing w:after="0"/>
+            </w:pPr>
+            <w:r>
+              <w:rPr>
+                <w:rFonts w:ascii="Helvetica" w:eastAsia="WenQuanYi Zen Hei" w:hAnsi="Helvetica"/>
+                <w:b w:val="false"/>
+                <w:bCs w:val="false"/>
+                <w:sz w:val="21"/>
+                <w:szCs w:val="21"/>
+              </w:rPr>
+              <w:t xml:space="preserve">Estimated (12-capture LS mean, baseline)</w:t>
+            </w:r>
+          </w:p>
+        </w:tc>
+        <w:tc>
+          <w:tcPr>
+            <w:tcW w:type="dxa" w:w="1750"/>
+            <w:tcMar>
+              <w:top w:type="dxa" w:w="60"/>
+              <w:left w:type="dxa" w:w="100"/>
+              <w:bottom w:type="dxa" w:w="60"/>
+              <w:right w:type="dxa" w:w="100"/>
+            </w:tcMar>
+          </w:tcPr>
+          <w:p>
+            <w:pPr>
+              <w:spacing w:after="0"/>
+            </w:pPr>
+            <w:r>
+              <w:rPr>
+                <w:rFonts w:ascii="Helvetica" w:eastAsia="WenQuanYi Zen Hei" w:hAnsi="Helvetica"/>
+                <w:b w:val="false"/>
+                <w:bCs w:val="false"/>
+                <w:sz w:val="21"/>
+                <w:szCs w:val="21"/>
+              </w:rPr>
+              <w:t xml:space="preserve">+0.15 km</w:t>
+            </w:r>
+          </w:p>
+        </w:tc>
+        <w:tc>
+          <w:tcPr>
+            <w:tcW w:type="dxa" w:w="1900"/>
+            <w:tcMar>
+              <w:top w:type="dxa" w:w="60"/>
+              <w:left w:type="dxa" w:w="100"/>
+              <w:bottom w:type="dxa" w:w="60"/>
+              <w:right w:type="dxa" w:w="100"/>
+            </w:tcMar>
+          </w:tcPr>
+          <w:p>
+            <w:pPr>
+              <w:spacing w:after="0"/>
+            </w:pPr>
+            <w:r>
+              <w:rPr>
+                <w:rFonts w:ascii="Helvetica" w:eastAsia="WenQuanYi Zen Hei" w:hAnsi="Helvetica"/>
+                <w:b w:val="false"/>
+                <w:bCs w:val="false"/>
+                <w:sz w:val="21"/>
+                <w:szCs w:val="21"/>
+              </w:rPr>
+              <w:t xml:space="preserve">+550 m</w:t>
+            </w:r>
+          </w:p>
+        </w:tc>
+        <w:tc>
+          <w:tcPr>
+            <w:tcW w:type="dxa" w:w="2650"/>
+            <w:tcMar>
+              <w:top w:type="dxa" w:w="60"/>
+              <w:left w:type="dxa" w:w="100"/>
+              <w:bottom w:type="dxa" w:w="60"/>
+              <w:right w:type="dxa" w:w="100"/>
+            </w:tcMar>
+          </w:tcPr>
+          <w:p>
+            <w:pPr>
+              <w:spacing w:after="0"/>
+            </w:pPr>
+            <w:r>
+              <w:rPr>
+                <w:rFonts w:ascii="Helvetica" w:eastAsia="WenQuanYi Zen Hei" w:hAnsi="Helvetica"/>
+                <w:b w:val="false"/>
+                <w:bCs w:val="false"/>
+                <w:sz w:val="21"/>
+                <w:szCs w:val="21"/>
+              </w:rPr>
+              <w:t xml:space="preserve">0.88 dB</w:t>
+            </w:r>
+          </w:p>
+        </w:tc>
+      </w:tr>
+      <w:tr>
+        <w:tc>
+          <w:tcPr>
+            <w:tcW w:type="dxa" w:w="3060"/>
+            <w:tcMar>
+              <w:top w:type="dxa" w:w="60"/>
+              <w:left w:type="dxa" w:w="100"/>
+              <w:bottom w:type="dxa" w:w="60"/>
+              <w:right w:type="dxa" w:w="100"/>
+            </w:tcMar>
+          </w:tcPr>
+          <w:p>
+            <w:pPr>
+              <w:spacing w:after="0"/>
+            </w:pPr>
+            <w:r>
+              <w:rPr>
+                <w:rFonts w:ascii="Helvetica" w:eastAsia="WenQuanYi Zen Hei" w:hAnsi="Helvetica"/>
+                <w:b w:val="false"/>
+                <w:bCs w:val="false"/>
+                <w:sz w:val="21"/>
+                <w:szCs w:val="21"/>
+              </w:rPr>
+              <w:t xml:space="preserve">Perfect physical (analytic truth)</w:t>
+            </w:r>
+          </w:p>
+        </w:tc>
+        <w:tc>
+          <w:tcPr>
+            <w:tcW w:type="dxa" w:w="1750"/>
+            <w:tcMar>
+              <w:top w:type="dxa" w:w="60"/>
+              <w:left w:type="dxa" w:w="100"/>
+              <w:bottom w:type="dxa" w:w="60"/>
+              <w:right w:type="dxa" w:w="100"/>
+            </w:tcMar>
+          </w:tcPr>
+          <w:p>
+            <w:pPr>
+              <w:spacing w:after="0"/>
+            </w:pPr>
+            <w:r>
+              <w:rPr>
+                <w:rFonts w:ascii="Helvetica" w:eastAsia="WenQuanYi Zen Hei" w:hAnsi="Helvetica"/>
+                <w:b w:val="false"/>
+                <w:bCs w:val="false"/>
+                <w:sz w:val="21"/>
+                <w:szCs w:val="21"/>
+              </w:rPr>
+              <w:t xml:space="preserve">+0.15 km</w:t>
+            </w:r>
+          </w:p>
+        </w:tc>
+        <w:tc>
+          <w:tcPr>
+            <w:tcW w:type="dxa" w:w="1900"/>
+            <w:tcMar>
+              <w:top w:type="dxa" w:w="60"/>
+              <w:left w:type="dxa" w:w="100"/>
+              <w:bottom w:type="dxa" w:w="60"/>
+              <w:right w:type="dxa" w:w="100"/>
+            </w:tcMar>
+          </w:tcPr>
+          <w:p>
+            <w:pPr>
+              <w:spacing w:after="0"/>
+            </w:pPr>
+            <w:r>
+              <w:rPr>
+                <w:rFonts w:ascii="Helvetica" w:eastAsia="WenQuanYi Zen Hei" w:hAnsi="Helvetica"/>
+                <w:b w:val="false"/>
+                <w:bCs w:val="false"/>
+                <w:sz w:val="21"/>
+                <w:szCs w:val="21"/>
+              </w:rPr>
+              <w:t xml:space="preserve">−2850 m</w:t>
+            </w:r>
+          </w:p>
+        </w:tc>
+        <w:tc>
+          <w:tcPr>
+            <w:tcW w:type="dxa" w:w="2650"/>
+            <w:tcMar>
+              <w:top w:type="dxa" w:w="60"/>
+              <w:left w:type="dxa" w:w="100"/>
+              <w:bottom w:type="dxa" w:w="60"/>
+              <w:right w:type="dxa" w:w="100"/>
+            </w:tcMar>
+          </w:tcPr>
+          <w:p>
+            <w:pPr>
+              <w:spacing w:after="0"/>
+            </w:pPr>
+            <w:r>
+              <w:rPr>
+                <w:rFonts w:ascii="Helvetica" w:eastAsia="WenQuanYi Zen Hei" w:hAnsi="Helvetica"/>
+                <w:b w:val="false"/>
+                <w:bCs w:val="false"/>
+                <w:sz w:val="21"/>
+                <w:szCs w:val="21"/>
+              </w:rPr>
+              <w:t xml:space="preserve">1.59 dB</w:t>
+            </w:r>
+          </w:p>
+        </w:tc>
+      </w:tr>
+      <w:tr>
+        <w:tc>
+          <w:tcPr>
+            <w:tcW w:type="dxa" w:w="3060"/>
+            <w:tcMar>
+              <w:top w:type="dxa" w:w="60"/>
+              <w:left w:type="dxa" w:w="100"/>
+              <w:bottom w:type="dxa" w:w="60"/>
+              <w:right w:type="dxa" w:w="100"/>
+            </w:tcMar>
+          </w:tcPr>
+          <w:p>
+            <w:pPr>
+              <w:spacing w:after="0"/>
+            </w:pPr>
+            <w:r>
+              <w:rPr>
+                <w:rFonts w:ascii="Helvetica" w:eastAsia="WenQuanYi Zen Hei" w:hAnsi="Helvetica"/>
+                <w:b w:val="false"/>
+                <w:bCs w:val="false"/>
+                <w:sz w:val="21"/>
+                <w:szCs w:val="21"/>
+              </w:rPr>
+              <w:t xml:space="preserve">Scaled physical (× 0.914)</w:t>
+            </w:r>
+          </w:p>
+        </w:tc>
+        <w:tc>
+          <w:tcPr>
+            <w:tcW w:type="dxa" w:w="1750"/>
+            <w:tcMar>
+              <w:top w:type="dxa" w:w="60"/>
+              <w:left w:type="dxa" w:w="100"/>
+              <w:bottom w:type="dxa" w:w="60"/>
+              <w:right w:type="dxa" w:w="100"/>
+            </w:tcMar>
+          </w:tcPr>
+          <w:p>
+            <w:pPr>
+              <w:spacing w:after="0"/>
+            </w:pPr>
+            <w:r>
+              <w:rPr>
+                <w:rFonts w:ascii="Helvetica" w:eastAsia="WenQuanYi Zen Hei" w:hAnsi="Helvetica"/>
+                <w:b w:val="false"/>
+                <w:bCs w:val="false"/>
+                <w:sz w:val="21"/>
+                <w:szCs w:val="21"/>
+              </w:rPr>
+              <w:t xml:space="preserve">+0.15 to +2.15 km</w:t>
+            </w:r>
+          </w:p>
+        </w:tc>
+        <w:tc>
+          <w:tcPr>
+            <w:tcW w:type="dxa" w:w="1900"/>
+            <w:tcMar>
+              <w:top w:type="dxa" w:w="60"/>
+              <w:left w:type="dxa" w:w="100"/>
+              <w:bottom w:type="dxa" w:w="60"/>
+              <w:right w:type="dxa" w:w="100"/>
+            </w:tcMar>
+          </w:tcPr>
+          <w:p>
+            <w:pPr>
+              <w:spacing w:after="0"/>
+            </w:pPr>
+            <w:r>
+              <w:rPr>
+                <w:rFonts w:ascii="Helvetica" w:eastAsia="WenQuanYi Zen Hei" w:hAnsi="Helvetica"/>
+                <w:b w:val="false"/>
+                <w:bCs w:val="false"/>
+                <w:sz w:val="21"/>
+                <w:szCs w:val="21"/>
+              </w:rPr>
+              <w:t xml:space="preserve">+3150 to +4950 m</w:t>
+            </w:r>
+          </w:p>
+        </w:tc>
+        <w:tc>
+          <w:tcPr>
+            <w:tcW w:type="dxa" w:w="2650"/>
+            <w:tcMar>
+              <w:top w:type="dxa" w:w="60"/>
+              <w:left w:type="dxa" w:w="100"/>
+              <w:bottom w:type="dxa" w:w="60"/>
+              <w:right w:type="dxa" w:w="100"/>
+            </w:tcMar>
+          </w:tcPr>
+          <w:p>
+            <w:pPr>
+              <w:spacing w:after="0"/>
+            </w:pPr>
+            <w:r>
+              <w:rPr>
+                <w:rFonts w:ascii="Helvetica" w:eastAsia="WenQuanYi Zen Hei" w:hAnsi="Helvetica"/>
+                <w:b w:val="false"/>
+                <w:bCs w:val="false"/>
+                <w:sz w:val="21"/>
+                <w:szCs w:val="21"/>
+              </w:rPr>
+              <w:t xml:space="preserve">0.70 dB</w:t>
+            </w:r>
+          </w:p>
+        </w:tc>
+      </w:tr>
+    </w:tbl>
+    <w:p>
+      <w:pPr>
+        <w:spacing w:after="60"/>
+      </w:pPr>
+      <w:r>
+        <w:rPr>
+          <w:rFonts w:ascii="Helvetica" w:eastAsia="WenQuanYi Zen Hei" w:hAnsi="Helvetica"/>
+          <w:sz w:val="21"/>
+          <w:szCs w:val="21"/>
+        </w:rPr>
+        <w:t xml:space="preserve"/>
+      </w:r>
+    </w:p>
+    <w:p>
+      <w:pPr>
+        <w:spacing w:after="120" w:line="300"/>
+      </w:pPr>
+      <w:r>
+        <w:rPr>
+          <w:rFonts w:ascii="Helvetica" w:eastAsia="WenQuanYi Zen Hei" w:hAnsi="Helvetica"/>
+          <w:sz w:val="21"/>
+          <w:szCs w:val="21"/>
+        </w:rPr>
+        <w:t xml:space="preserve">The result is counter-intuitive but mechanistically clear: the perfect physical reference makes the matched-filter error about 5× worse. The healthy-link component of the measurement is G·x_physical + the RP1 model error (the higher-order terms dropped by the first-order perturbation approximation, ≈ 9% in this setting — directly measured by the scale factor α = 0.914: the LS profile sits systematically ~9% low because it absorbs the model error into itself). With the estimated reference, that model bias is present in both the reference and the fault measurement and cancels in the subtraction; the physical-truth reference leaves the full model error in the residual, whose structured component drags the correlation peak by −2.85 km and inflates the loss estimate to 1.59 dB.</w:t>
+      </w:r>
+    </w:p>
+    <w:p>
+      <w:pPr>
+        <w:spacing w:after="120" w:line="300"/>
+      </w:pPr>
+      <w:r>
+        <w:rPr>
+          <w:rFonts w:ascii="Helvetica" w:eastAsia="WenQuanYi Zen Hei" w:hAnsi="Helvetica"/>
+          <w:sz w:val="21"/>
+          <w:szCs w:val="21"/>
+        </w:rPr>
+        <w:t xml:space="preserve">This exposes an intrinsic strength of the differential scheme: the value of the reference lies not in physical accuracy but in sharing the same systematic errors as the fault measurement — same transceiver, same model, same DSP chain, so all common biases cancel in the subtraction (a generalization of the earlier observation that pre-existing link losses cancel, extended to the estimator's own bias). Accordingly, the residual +550 m stems mainly from the second-order residual created by the fault itself altering the downstream nonlinear-phase accumulation (so the model bias is no longer identical before and after the fault), plus a ~50-m contribution from the fine-grid half-bin convention. The right lever for further improvement is a lower nonlinear operating point (trading launch power for data volume) or a higher-order perturbation / local SSFM inversion model — not a better reference — and everything remains under the kilometre-scale ceiling of layer (2).</w:t>
+      </w:r>
+    </w:p>
+    <w:p>
+      <w:pPr>
         <w:pStyle w:val="Heading1"/>
         <w:spacing w:after="140" w:before="280"/>
       </w:pPr>
@@ -2618,7 +3147,7 @@
           <w:sz w:val="21"/>
           <w:szCs w:val="21"/>
         </w:rPr>
-        <w:t xml:space="preserve">Overall conclusion: differential sparse PPE is a correct and worthwhile engineering approach. Its gain comes from degrading the full-profile reconstruction problem into a single-parameter (step-position) detection problem, thereby exploiting the information of every bin downstream of the fault. Its accuracy ceiling, however, is still bounded by the dispersion × bandwidth² resolution physics: at 64–100 GBd, sub-kilometre (~0.5–1 km) with abundant data — not hundreds of metres — is the realistic ceiling.</w:t>
+        <w:t xml:space="preserve">Overall conclusion: differential sparse PPE is a correct and worthwhile engineering approach. Its gain comes from degrading the full-profile reconstruction problem into a single-parameter (step-position) detection problem, thereby exploiting the information of every bin downstream of the fault. Its accuracy ceiling, however, is still bounded by the dispersion × bandwidth² resolution physics: at 64–100 GBd, sub-kilometre (~0.5–1 km) with abundant data — not hundreds of metres — is the realistic ceiling. The control experiment (Sec. 5.4) further shows the reference need not be physically accurate: an estimated reference that shares the measurement's systematic errors significantly outperforms a perfect physical one, because the differential structure cancels common model bias automatically.</w:t>
       </w:r>
     </w:p>
     <w:p>
@@ -2648,7 +3177,7 @@
           <w:sz w:val="21"/>
           <w:szCs w:val="21"/>
         </w:rPr>
-        <w:t xml:space="preserve">Code lives in repo longrain153/PPE2 (branch claude/ppe-localization-accuracy-9tirgk): ppe/link_sim.py (split-step link simulator), ppe/ppe_core.py (G matrix, LS-PPE, ADMM generalized Lasso, matched filter), run_experiment.py (end-to-end experiment, ~40 min at 81920 symbols/capture).</w:t>
+        <w:t xml:space="preserve">Code lives in repo longrain153/PPE2 (branch claude/ppe-localization-accuracy-9tirgk): ppe/link_sim.py (split-step link simulator), ppe/ppe_core.py (G matrix, LS-PPE, ADMM generalized Lasso, matched filter), run_experiment.py (end-to-end experiment, ~40 min at 81920 symbols/capture), experiments/exp_perfect_ref.py (the Sec. 5.4 perfect-reference control experiment).</w:t>
       </w:r>
     </w:p>
     <w:p>

--- a/results/PPE_Differential_Sparse_Localization_Report_EN.docx
+++ b/results/PPE_Differential_Sparse_Localization_Report_EN.docx
@@ -75,7 +75,7 @@
           <w:sz w:val="21"/>
           <w:szCs w:val="21"/>
         </w:rPr>
-        <w:t xml:space="preserve">This report assesses a "differential sparse PPE" scheme intended to improve fault-localization accuracy in fiber-longitudinal power profile estimation (PPE / Longitudinal Power Monitoring, LPM): build a low-noise reference profile from abundant pre-fault data, then, after the fault, solve only for the change relative to that reference under a step-sparsity prior (generalized Lasso / total-variation regularization). Theory and numerical simulation show the core idea is sound and is essentially the approach published by Fujitsu (OECC 2024) and NTT (ECOC 2025). Under 64 GBd, 3 × 50 km, a 1-dB lumped loss, and a single post-fault capture, localization error improves from tens of kilometres (naive profile subtraction) to 0.15 km — the resolution floor of the 1-km estimation grid — with 100-m matched-filter refinement at 0.55–0.95 km: roughly two orders of magnitude. However, two formulation details in the original proposal require correction, and the claimed "50–200 m, purely noise-limited" accuracy remains over-optimistic: the spatial-resolution physics set by chromatic dispersion × bandwidth² still applies, and even with abundant data, sub-kilometre (~0.5–1 km) is the realistic expectation in this regime, consistent with experimental literature.</w:t>
+        <w:t xml:space="preserve">This report assesses a "differential sparse PPE" scheme intended to improve fault-localization accuracy in fiber-longitudinal power profile estimation (PPE / Longitudinal Power Monitoring, LPM): build a low-noise reference profile from abundant pre-fault data, then, after the fault, solve only for the change relative to that reference under a step-sparsity prior (generalized Lasso / total-variation regularization). Theory and numerical simulation show the core idea is sound and is essentially the approach published by Fujitsu (OECC 2024) and NTT (ECOC 2025). Under 64 GBd, 3 × 50 km, a 3-dB lumped loss, and a single post-fault capture, localization error improves from tens of kilometres (naive profile subtraction) to 0.15 km — the resolution floor of the 1-km estimation grid — with 100-m matched-filter refinement at 0.65–0.85 km: roughly two orders of magnitude. However, two formulation details in the original proposal require correction, and the claimed "50–200 m, purely noise-limited" accuracy remains over-optimistic: the spatial-resolution physics set by chromatic dispersion × bandwidth² still applies, and even with abundant data, sub-kilometre (~0.5–1 km) is the realistic expectation in this regime, consistent with experimental literature.</w:t>
       </w:r>
     </w:p>
     <w:p>
@@ -1184,7 +1184,7 @@
                 <w:sz w:val="21"/>
                 <w:szCs w:val="21"/>
               </w:rPr>
-              <w:t xml:space="preserve">1.0-dB lumped loss @ 72.35 km (off-grid)</w:t>
+              <w:t xml:space="preserve">3.0-dB lumped loss @ 72.35 km (off-grid)</w:t>
             </w:r>
           </w:p>
         </w:tc>
@@ -1443,7 +1443,7 @@
           <w:sz w:val="18"/>
           <w:szCs w:val="18"/>
         </w:rPr>
-        <w:t xml:space="preserve">Fig. 2  1-dB lumped loss, single post-fault capture. Top: naive subtraction (blue) is buried in noise, while the differential sparse solution (red) is a clean step at the right position (amplitude shrunk by the Lasso; refit in Sec. 5.3). Bottom (twin axes — the two indicators differ by ~3 orders of magnitude): the naive jump indicator (blue, left axis, ±25) fluctuates along the whole link; the sparse jump indicator (red stem, right axis) is nonzero in only 1 of 149 bins, directly at the fault bin 72.5 km (true: 72.35 km — the 0.15-km error is half a grid cell).</w:t>
+        <w:t xml:space="preserve">Fig. 2  3-dB lumped loss, single post-fault capture. Top: naive subtraction (blue) is buried in noise, while the differential sparse solution (red) is a clean step at the right position (amplitude shrunk by the Lasso; refit in Sec. 5.3). Bottom (twin axes — the two indicators differ by ~3 orders of magnitude): the naive jump indicator (blue, left axis, ±25) fluctuates along the whole link; the sparse jump indicator (red stem, right axis) is nonzero in only 1 of 149 bins, directly at the fault bin 72.5 km (true: 72.35 km — the 0.15-km error is half a grid cell).</w:t>
       </w:r>
     </w:p>
     <w:p>
@@ -1913,7 +1913,7 @@
                 <w:sz w:val="21"/>
                 <w:szCs w:val="21"/>
               </w:rPr>
-              <w:t xml:space="preserve">0.65 km</w:t>
+              <w:t xml:space="preserve">0.75 km</w:t>
             </w:r>
           </w:p>
         </w:tc>
@@ -1939,7 +1939,7 @@
                 <w:sz w:val="21"/>
                 <w:szCs w:val="21"/>
               </w:rPr>
-              <w:t xml:space="preserve">0.95 km</w:t>
+              <w:t xml:space="preserve">0.85 km</w:t>
             </w:r>
           </w:p>
         </w:tc>
@@ -1965,7 +1965,7 @@
                 <w:sz w:val="21"/>
                 <w:szCs w:val="21"/>
               </w:rPr>
-              <w:t xml:space="preserve">Amplitude refit 0.88–0.89 dB (true 1.0 dB)</w:t>
+              <w:t xml:space="preserve">Amplitude refit 2.67–2.68 dB (true 3.0 dB)</w:t>
             </w:r>
           </w:p>
         </w:tc>
@@ -1994,7 +1994,7 @@
           <w:sz w:val="21"/>
           <w:szCs w:val="21"/>
         </w:rPr>
-        <w:t xml:space="preserve">In all four trials the differential sparse method places its single nonzero jump exactly at the fault bin (a consistent +0.15 km — the 1-km grid's resolution floor). The matched filter refines to 0.55–0.95 km but does not reach the hundred-metre scale: the correlation surface remains flat at kilometre scale (Fig. 3), confirming the dispersion × bandwidth² limit. The loss magnitude is accurately recovered by the refit (0.88–0.89 dB).</w:t>
+        <w:t xml:space="preserve">In all four trials the differential sparse method places its single nonzero jump exactly at the fault bin (a consistent +0.15 km — the 1-km grid's resolution floor). The matched filter refines to 0.65–0.85 km but does not reach the hundred-metre scale: the correlation surface remains flat at kilometre scale (Fig. 3), confirming the dispersion × bandwidth² limit. The loss magnitude is recovered by the refit as 2.67–2.68 dB (true 3.0 dB).</w:t>
       </w:r>
     </w:p>
     <w:p>
@@ -2024,7 +2024,7 @@
           <w:sz w:val="21"/>
           <w:szCs w:val="21"/>
         </w:rPr>
-        <w:t xml:space="preserve">The matched-filter error is identical (+550 m) in three of the four trials, which shows the current accuracy is dominated by systematic bias, not random noise. Four layers determine localization accuracy, from smallest to largest: (1) grid quantization — the ±0.5-km floor of the 1-km sparse-stage grid, removable with a finer grid; (2) signature distinguishability — moving the candidate fault by δ changes the matched template only by the NLI generated inside that δ segment, and the only mechanism that distinguishes NLI from adjacent positions is the waveform reshaping that dispersion produces within δ, at a rate ∝ |β₂|·BW² (the same physics as Δz_min): kilometre-scale at 64 GBd, an insurmountable ceiling; (3) noise variance — ASE and transceiver noise jitter the correlation peak, converging as 1/√N with data volume, already pushed below a few hundred metres at 10× data; (4) systematic bias — the actual source of the current +550 m, isolated by the control experiment below.</w:t>
+        <w:t xml:space="preserve">The matched-filter error is confined to a narrow +650 to +850 m band across the four trials (identical in two of them), which shows the current accuracy is dominated by systematic bias, not random noise. Four layers determine localization accuracy, from smallest to largest: (1) grid quantization — the ±0.5-km floor of the 1-km sparse-stage grid, removable with a finer grid; (2) signature distinguishability — moving the candidate fault by δ changes the matched template only by the NLI generated inside that δ segment, and the only mechanism that distinguishes NLI from adjacent positions is the waveform reshaping that dispersion produces within δ, at a rate ∝ |β₂|·BW² (the same physics as Δz_min): kilometre-scale at 64 GBd, an insurmountable ceiling; (3) noise variance — ASE and transceiver noise jitter the correlation peak, converging as 1/√N with data volume, already pushed below a few hundred metres at 10× data; (4) systematic bias — the actual source of the current ~+750 m, isolated by the control experiment below.</w:t>
       </w:r>
     </w:p>
     <w:p>
@@ -2037,7 +2037,7 @@
           <w:sz w:val="21"/>
           <w:szCs w:val="21"/>
         </w:rPr>
-        <w:t xml:space="preserve">Perfect-reference control experiment: on identical fault captures, only the reference profile is swapped among three cases — the estimated reference (12-capture LS mean, baseline), the perfect physical reference (analytic truth), and a scaled physical reference (truth × α, where α = 0.914 is the least-squares scale of the LS mean against the physical truth). Results over three independent trials (highly consistent within each case — systematic behaviour):</w:t>
+        <w:t xml:space="preserve">Perfect-reference control experiment (run in the 1-dB-loss configuration): on identical fault captures, only the reference profile is swapped among three cases — the estimated reference (12-capture LS mean, baseline), the perfect physical reference (analytic truth), and a scaled physical reference (truth × α, where α = 0.914 is the least-squares scale of the LS mean against the physical truth). Results over three independent trials (highly consistent within each case — systematic behaviour):</w:t>
       </w:r>
     </w:p>
     <w:tbl>
@@ -2523,7 +2523,7 @@
           <w:sz w:val="21"/>
           <w:szCs w:val="21"/>
         </w:rPr>
-        <w:t xml:space="preserve">This exposes an intrinsic strength of the differential scheme: the value of the reference lies not in physical accuracy but in sharing the same systematic errors as the fault measurement — same transceiver, same model, same DSP chain, so all common biases cancel in the subtraction (a generalization of the earlier observation that pre-existing link losses cancel, extended to the estimator's own bias). Accordingly, the residual +550 m stems mainly from the second-order residual created by the fault itself altering the downstream nonlinear-phase accumulation (so the model bias is no longer identical before and after the fault), plus a ~50-m contribution from the fine-grid half-bin convention. The right lever for further improvement is a lower nonlinear operating point (trading launch power for data volume) or a higher-order perturbation / local SSFM inversion model — not a better reference — and everything remains under the kilometre-scale ceiling of layer (2).</w:t>
+        <w:t xml:space="preserve">This exposes an intrinsic strength of the differential scheme: the value of the reference lies not in physical accuracy but in sharing the same systematic errors as the fault measurement — same transceiver, same model, same DSP chain, so all common biases cancel in the subtraction (a generalization of the earlier observation that pre-existing link losses cancel, extended to the estimator's own bias). Accordingly, the residual +550 m stems mainly from the second-order residual created by the fault itself altering the downstream nonlinear-phase accumulation (so the model bias is no longer identical before and after the fault), plus a ~50-m contribution from the fine-grid half-bin convention. The 3-dB main experiment corroborates this attribution: the residual bias grows from +550 m (1 dB) to +650–850 m and the loss underestimate from 0.12 dB to ~0.32 dB — the larger the fault, the larger the non-cancelling second-order mismatch between pre- and post-fault model bias. The right lever for further improvement is a lower nonlinear operating point (trading launch power for data volume) or a higher-order perturbation / local SSFM inversion model — not a better reference — and everything remains under the kilometre-scale ceiling of layer (2).</w:t>
       </w:r>
     </w:p>
     <w:p>
@@ -3118,7 +3118,7 @@
                 <w:sz w:val="21"/>
                 <w:szCs w:val="21"/>
               </w:rPr>
-              <w:t xml:space="preserve">The physics limit remains; 0.55–0.95 km here even with abundant data; literature (NTT +3 km, Fujitsu &lt;4 km, CICT 1 km) is km-scale</w:t>
+              <w:t xml:space="preserve">The physics limit remains; 0.55–0.95 km (1 dB) / 0.65–0.85 km (3 dB) here even with abundant data; literature (NTT +3 km, Fujitsu &lt;4 km, CICT 1 km) is km-scale</w:t>
             </w:r>
           </w:p>
         </w:tc>

--- a/results/PPE_Differential_Sparse_Localization_Report_EN.docx
+++ b/results/PPE_Differential_Sparse_Localization_Report_EN.docx
@@ -75,7 +75,7 @@
           <w:sz w:val="21"/>
           <w:szCs w:val="21"/>
         </w:rPr>
-        <w:t xml:space="preserve">This report assesses a "differential sparse PPE" scheme intended to improve fault-localization accuracy in fiber-longitudinal power profile estimation (PPE / Longitudinal Power Monitoring, LPM): build a low-noise reference profile from abundant pre-fault data, then, after the fault, solve only for the change relative to that reference under a step-sparsity prior (generalized Lasso / total-variation regularization). Theory and numerical simulation show the core idea is sound and is essentially the approach published by Fujitsu (OECC 2024) and NTT (ECOC 2025). Under 64 GBd, 3 × 50 km, a 3-dB lumped loss, and a single post-fault capture, localization error improves from tens of kilometres (naive profile subtraction) to 0.15 km — the resolution floor of the 1-km estimation grid — with 100-m matched-filter refinement at 0.65–0.85 km: roughly two orders of magnitude. However, two formulation details in the original proposal require correction, and the claimed "50–200 m, purely noise-limited" accuracy remains over-optimistic: the spatial-resolution physics set by chromatic dispersion × bandwidth² still applies, and even with abundant data, sub-kilometre (~0.5–1 km) is the realistic expectation in this regime, consistent with experimental literature.</w:t>
+        <w:t xml:space="preserve">This report assesses a "differential sparse PPE" scheme intended to improve fault-localization accuracy in fiber-longitudinal power profile estimation (PPE / Longitudinal Power Monitoring, LPM): build a low-noise reference profile from abundant pre-fault data, then, after the fault, solve only for the change relative to that reference under a step-sparsity prior (generalized Lasso / total-variation regularization). Theory and numerical simulation show the core idea is sound and is essentially the approach published by Fujitsu (OECC 2024) and NTT (ECOC 2025). Under 64 GBd, 3 × 50 km, 1-dB and 3-dB lumped losses, and a single post-fault capture, localization error improves from tens of kilometres (naive profile subtraction) to 0.15 km — the resolution floor of the 1-km estimation grid — with 100-m matched-filter refinement at 0.55–0.95 km: roughly two orders of magnitude. As a control, sparse-regularizing the reference and fault profiles independently and then subtracting (absolute-domain D² sparsity) remains stuck above ten kilometres, showing the sparsity prior is only effective when applied to the differential (subtract first, then sparsify). However, two formulation details in the original proposal require correction, and the claimed "50–200 m, purely noise-limited" accuracy remains over-optimistic: the spatial-resolution physics set by chromatic dispersion × bandwidth² still applies, and even with abundant data, sub-kilometre (~0.5–1 km) is the realistic expectation in this regime, consistent with experimental literature.</w:t>
       </w:r>
     </w:p>
     <w:p>
@@ -1184,7 +1184,7 @@
                 <w:sz w:val="21"/>
                 <w:szCs w:val="21"/>
               </w:rPr>
-              <w:t xml:space="preserve">3.0-dB lumped loss @ 72.35 km (off-grid)</w:t>
+              <w:t xml:space="preserve">1.0 / 3.0-dB lumped loss @ 72.35 km (off-grid)</w:t>
             </w:r>
           </w:p>
         </w:tc>
@@ -1265,7 +1265,7 @@
           <w:sz w:val="21"/>
           <w:szCs w:val="21"/>
         </w:rPr>
-        <w:t xml:space="preserve">Three localization methods are compared: (a) naive baseline — subtract the single-capture post-fault LS profile from the reference and take the largest drop of the relative-change difference; (b) differential sparse (corrected generalized Lasso, 1-km grid); (c) matched-filter refinement of (b) on a 100-m grid. Four independent fault trials (different data and noise realizations).</w:t>
+        <w:t xml:space="preserve">Four localization methods are compared: (a) naive baseline — subtract the single-capture post-fault LS profile from the reference and take the largest drop of the relative-change difference; (b) sparse PPE profile subtraction — apply absolute-domain second-derivative (D²) sparse regularization (the NTT link-parameter-free first stage; λ descends along a path to a ~12-knot piecewise-linear fit) independently to the reference profile (joint normal equations of the 12 captures) and the fault profile (single capture), then subtract and take the largest drop; (c) differential sparse (corrected generalized Lasso, 1-km grid); (d) matched-filter refinement of (c) on a 100-m grid. Four independent fault trials per loss depth.</w:t>
       </w:r>
     </w:p>
     <w:p>
@@ -1365,7 +1365,7 @@
           <w:sz w:val="18"/>
           <w:szCs w:val="18"/>
         </w:rPr>
-        <w:t xml:space="preserve">Fig. 1  Healthy-link power profile (81920 symbols per capture): single-capture LS-PPE (blue) is still noisy; the 12-capture average (red) serves as the reference and tracks the true three-span sawtooth closely, with only minor residual ripple in the low-power span tails.</w:t>
+        <w:t xml:space="preserve">Fig. 1  Healthy-link power profile (81920 symbols per capture): single-capture LS-PPE (blue) is still noisy; the 12-capture average (red) serves as the reference and tracks the true three-span sawtooth closely, with only minor residual ripple in the low-power span tails; the green curve is the D²-sparse-regularized reference used by method (b).</w:t>
       </w:r>
     </w:p>
     <w:p>
@@ -1443,24 +1443,7 @@
           <w:sz w:val="18"/>
           <w:szCs w:val="18"/>
         </w:rPr>
-        <w:t xml:space="preserve">Fig. 2  3-dB lumped loss, single post-fault capture. Top: naive subtraction (blue) is buried in noise, while the differential sparse solution (red) is a clean step at the right position (amplitude shrunk by the Lasso; refit in Sec. 5.3). Bottom (twin axes — the two indicators differ by ~3 orders of magnitude): the naive jump indicator (blue, left axis, ±25) fluctuates along the whole link; the sparse jump indicator (red stem, right axis) is nonzero in only 1 of 149 bins, directly at the fault bin 72.5 km (true: 72.35 km — the 0.15-km error is half a grid cell).</w:t>
-      </w:r>
-    </w:p>
-    <w:p>
-      <w:pPr>
-        <w:pStyle w:val="Heading2"/>
-        <w:spacing w:after="110" w:before="220"/>
-      </w:pPr>
-      <w:r>
-        <w:rPr>
-          <w:rFonts w:ascii="Helvetica" w:eastAsia="WenQuanYi Zen Hei" w:hAnsi="Helvetica"/>
-          <w:b/>
-          <w:bCs/>
-          <w:color w:val="2E74B5"/>
-          <w:sz w:val="24"/>
-          <w:szCs w:val="24"/>
-        </w:rPr>
-        <w:t xml:space="preserve">5.3 Matched-filter refinement and quantitative results</w:t>
+        <w:t xml:space="preserve">Fig. 2a  1-dB lumped loss, single post-fault capture. Top: naive subtraction (blue) is buried in noise; sparse profile subtraction (orange, method (b)) leaves independent regularization artifacts that do not cancel; the differential sparse solution (red) is a clean step at the right position (amplitude shrunk by the Lasso; refit in Sec. 5.3). Bottom (twin axes): the differential-sparse jump indicator (red stems, right axis) concentrates its nonzero jumps at the fault bin 72.5 km (true: 72.35 km — the 0.15-km error is half a grid cell).</w:t>
       </w:r>
     </w:p>
     <w:p>
@@ -1471,7 +1454,7 @@
       <w:r>
         <w:drawing>
           <wp:inline distT="0" distB="0" distL="0" distR="0">
-            <wp:extent cx="5905500" cy="2628900"/>
+            <wp:extent cx="5905500" cy="4591050"/>
             <wp:effectExtent t="0" r="0" b="0" l="0"/>
             <wp:docPr id="1" name="" descr="" title=""/>
             <wp:cNvGraphicFramePr>
@@ -1496,6 +1479,84 @@
                   <pic:spPr bwMode="auto">
                     <a:xfrm>
                       <a:off x="0" y="0"/>
+                      <a:ext cx="5905500" cy="4591050"/>
+                    </a:xfrm>
+                    <a:prstGeom prst="rect">
+                      <a:avLst/>
+                    </a:prstGeom>
+                  </pic:spPr>
+                </pic:pic>
+              </a:graphicData>
+            </a:graphic>
+          </wp:inline>
+        </w:drawing>
+      </w:r>
+    </w:p>
+    <w:p>
+      <w:pPr>
+        <w:spacing w:after="160"/>
+        <w:jc w:val="center"/>
+      </w:pPr>
+      <w:r>
+        <w:rPr>
+          <w:rFonts w:ascii="Helvetica" w:eastAsia="WenQuanYi Zen Hei" w:hAnsi="Helvetica"/>
+          <w:color w:val="595959"/>
+          <w:sz w:val="18"/>
+          <w:szCs w:val="18"/>
+        </w:rPr>
+        <w:t xml:space="preserve">Fig. 2b  3-dB lumped loss, otherwise as Fig. 2a. Sparse profile subtraction (orange) roughly tracks the −3-dB step but retains an artifact dip near the end of span 1 (~44 km) and smears the fault edge into a multi-km ramp, so its largest-drop criterion locks onto the artifact; differential sparse (red) keeps its sparse jump at the fault bin.</w:t>
+      </w:r>
+    </w:p>
+    <w:p>
+      <w:pPr>
+        <w:pStyle w:val="Heading2"/>
+        <w:spacing w:after="110" w:before="220"/>
+      </w:pPr>
+      <w:r>
+        <w:rPr>
+          <w:rFonts w:ascii="Helvetica" w:eastAsia="WenQuanYi Zen Hei" w:hAnsi="Helvetica"/>
+          <w:b/>
+          <w:bCs/>
+          <w:color w:val="2E74B5"/>
+          <w:sz w:val="24"/>
+          <w:szCs w:val="24"/>
+        </w:rPr>
+        <w:t xml:space="preserve">5.3 Matched-filter refinement and quantitative results</w:t>
+      </w:r>
+    </w:p>
+    <w:p>
+      <w:pPr>
+        <w:spacing w:after="40" w:before="120"/>
+        <w:jc w:val="center"/>
+      </w:pPr>
+      <w:r>
+        <w:drawing>
+          <wp:inline distT="0" distB="0" distL="0" distR="0">
+            <wp:extent cx="5905500" cy="2628900"/>
+            <wp:effectExtent t="0" r="0" b="0" l="0"/>
+            <wp:docPr id="1" name="" descr="" title=""/>
+            <wp:cNvGraphicFramePr>
+              <a:graphicFrameLocks xmlns:a="http://schemas.openxmlformats.org/drawingml/2006/main" noChangeAspect="1"/>
+            </wp:cNvGraphicFramePr>
+            <a:graphic xmlns:a="http://schemas.openxmlformats.org/drawingml/2006/main">
+              <a:graphicData uri="http://schemas.openxmlformats.org/drawingml/2006/picture">
+                <pic:pic xmlns:pic="http://schemas.openxmlformats.org/drawingml/2006/picture">
+                  <pic:nvPicPr>
+                    <pic:cNvPr id="0" name="" descr=""/>
+                    <pic:cNvPicPr>
+                      <a:picLocks noChangeAspect="1" noChangeArrowheads="1"/>
+                    </pic:cNvPicPr>
+                  </pic:nvPicPr>
+                  <pic:blipFill>
+                    <a:blip r:embed="rId10" cstate="none"/>
+                    <a:srcRect/>
+                    <a:stretch>
+                      <a:fillRect/>
+                    </a:stretch>
+                  </pic:blipFill>
+                  <pic:spPr bwMode="auto">
+                    <a:xfrm>
+                      <a:off x="0" y="0"/>
                       <a:ext cx="5905500" cy="2628900"/>
                     </a:xfrm>
                     <a:prstGeom prst="rect">
@@ -1521,7 +1582,68 @@
           <w:sz w:val="18"/>
           <w:szCs w:val="18"/>
         </w:rPr>
-        <w:t xml:space="preserve">Fig. 3  Matched-filter correlation on the 100-m grid (trial 1): the correlation surface is nearly flat over several km — adjacent candidate signatures decorrelate only through chromatic dispersion, so the km-scale ambiguity is the bandwidth/dispersion physics limit reasserting itself.</w:t>
+        <w:t xml:space="preserve">Fig. 3a  1-dB loss, matched-filter correlation on the 100-m grid (trial 1): the correlation surface is nearly flat over several km — adjacent candidate signatures decorrelate only through chromatic dispersion, so the km-scale ambiguity is the bandwidth/dispersion physics limit reasserting itself.</w:t>
+      </w:r>
+    </w:p>
+    <w:p>
+      <w:pPr>
+        <w:spacing w:after="40" w:before="120"/>
+        <w:jc w:val="center"/>
+      </w:pPr>
+      <w:r>
+        <w:drawing>
+          <wp:inline distT="0" distB="0" distL="0" distR="0">
+            <wp:extent cx="5905500" cy="2628900"/>
+            <wp:effectExtent t="0" r="0" b="0" l="0"/>
+            <wp:docPr id="1" name="" descr="" title=""/>
+            <wp:cNvGraphicFramePr>
+              <a:graphicFrameLocks xmlns:a="http://schemas.openxmlformats.org/drawingml/2006/main" noChangeAspect="1"/>
+            </wp:cNvGraphicFramePr>
+            <a:graphic xmlns:a="http://schemas.openxmlformats.org/drawingml/2006/main">
+              <a:graphicData uri="http://schemas.openxmlformats.org/drawingml/2006/picture">
+                <pic:pic xmlns:pic="http://schemas.openxmlformats.org/drawingml/2006/picture">
+                  <pic:nvPicPr>
+                    <pic:cNvPr id="0" name="" descr=""/>
+                    <pic:cNvPicPr>
+                      <a:picLocks noChangeAspect="1" noChangeArrowheads="1"/>
+                    </pic:cNvPicPr>
+                  </pic:nvPicPr>
+                  <pic:blipFill>
+                    <a:blip r:embed="rId11" cstate="none"/>
+                    <a:srcRect/>
+                    <a:stretch>
+                      <a:fillRect/>
+                    </a:stretch>
+                  </pic:blipFill>
+                  <pic:spPr bwMode="auto">
+                    <a:xfrm>
+                      <a:off x="0" y="0"/>
+                      <a:ext cx="5905500" cy="2628900"/>
+                    </a:xfrm>
+                    <a:prstGeom prst="rect">
+                      <a:avLst/>
+                    </a:prstGeom>
+                  </pic:spPr>
+                </pic:pic>
+              </a:graphicData>
+            </a:graphic>
+          </wp:inline>
+        </w:drawing>
+      </w:r>
+    </w:p>
+    <w:p>
+      <w:pPr>
+        <w:spacing w:after="160"/>
+        <w:jc w:val="center"/>
+      </w:pPr>
+      <w:r>
+        <w:rPr>
+          <w:rFonts w:ascii="Helvetica" w:eastAsia="WenQuanYi Zen Hei" w:hAnsi="Helvetica"/>
+          <w:color w:val="595959"/>
+          <w:sz w:val="18"/>
+          <w:szCs w:val="18"/>
+        </w:rPr>
+        <w:t xml:space="preserve">Fig. 3b  3-dB loss (trial 1): with ~3× the differential signature energy the correlation peak is visibly sharper, yet its position still carries a systematic offset of a few hundred metres (Sec. 5.4).</w:t>
       </w:r>
     </w:p>
     <w:tbl>
@@ -1537,15 +1659,15 @@
         </w:tblBorders>
       </w:tblPr>
       <w:tblGrid>
-        <w:gridCol w:w="2700"/>
-        <w:gridCol w:w="1900"/>
-        <w:gridCol w:w="1900"/>
-        <w:gridCol w:w="2860"/>
+        <w:gridCol w:w="2980"/>
+        <w:gridCol w:w="1880"/>
+        <w:gridCol w:w="1880"/>
+        <w:gridCol w:w="2620"/>
       </w:tblGrid>
       <w:tr>
         <w:tc>
           <w:tcPr>
-            <w:tcW w:type="dxa" w:w="2700"/>
+            <w:tcW w:type="dxa" w:w="2980"/>
             <w:shd w:fill="D9E2F3" w:val="clear"/>
             <w:tcMar>
               <w:top w:type="dxa" w:w="60"/>
@@ -1572,7 +1694,7 @@
         </w:tc>
         <w:tc>
           <w:tcPr>
-            <w:tcW w:type="dxa" w:w="1900"/>
+            <w:tcW w:type="dxa" w:w="1880"/>
             <w:shd w:fill="D9E2F3" w:val="clear"/>
             <w:tcMar>
               <w:top w:type="dxa" w:w="60"/>
@@ -1593,13 +1715,13 @@
                 <w:sz w:val="21"/>
                 <w:szCs w:val="21"/>
               </w:rPr>
-              <w:t xml:space="preserve">Mean abs. error</w:t>
-            </w:r>
-          </w:p>
-        </w:tc>
-        <w:tc>
-          <w:tcPr>
-            <w:tcW w:type="dxa" w:w="1900"/>
+              <w:t xml:space="preserve">1 dB: mean/max</w:t>
+            </w:r>
+          </w:p>
+        </w:tc>
+        <w:tc>
+          <w:tcPr>
+            <w:tcW w:type="dxa" w:w="1880"/>
             <w:shd w:fill="D9E2F3" w:val="clear"/>
             <w:tcMar>
               <w:top w:type="dxa" w:w="60"/>
@@ -1620,13 +1742,13 @@
                 <w:sz w:val="21"/>
                 <w:szCs w:val="21"/>
               </w:rPr>
-              <w:t xml:space="preserve">Max abs. error</w:t>
-            </w:r>
-          </w:p>
-        </w:tc>
-        <w:tc>
-          <w:tcPr>
-            <w:tcW w:type="dxa" w:w="2860"/>
+              <w:t xml:space="preserve">3 dB: mean/max</w:t>
+            </w:r>
+          </w:p>
+        </w:tc>
+        <w:tc>
+          <w:tcPr>
+            <w:tcW w:type="dxa" w:w="2620"/>
             <w:shd w:fill="D9E2F3" w:val="clear"/>
             <w:tcMar>
               <w:top w:type="dxa" w:w="60"/>
@@ -1655,85 +1777,85 @@
       <w:tr>
         <w:tc>
           <w:tcPr>
-            <w:tcW w:type="dxa" w:w="2700"/>
-            <w:tcMar>
-              <w:top w:type="dxa" w:w="60"/>
-              <w:left w:type="dxa" w:w="100"/>
-              <w:bottom w:type="dxa" w:w="60"/>
-              <w:right w:type="dxa" w:w="100"/>
-            </w:tcMar>
-          </w:tcPr>
-          <w:p>
-            <w:pPr>
-              <w:spacing w:after="0"/>
-            </w:pPr>
-            <w:r>
-              <w:rPr>
-                <w:rFonts w:ascii="Helvetica" w:eastAsia="WenQuanYi Zen Hei" w:hAnsi="Helvetica"/>
-                <w:b w:val="false"/>
-                <w:bCs w:val="false"/>
-                <w:sz w:val="21"/>
-                <w:szCs w:val="21"/>
-              </w:rPr>
-              <w:t xml:space="preserve">Naive profile subtraction (LS)</w:t>
-            </w:r>
-          </w:p>
-        </w:tc>
-        <w:tc>
-          <w:tcPr>
-            <w:tcW w:type="dxa" w:w="1900"/>
-            <w:tcMar>
-              <w:top w:type="dxa" w:w="60"/>
-              <w:left w:type="dxa" w:w="100"/>
-              <w:bottom w:type="dxa" w:w="60"/>
-              <w:right w:type="dxa" w:w="100"/>
-            </w:tcMar>
-          </w:tcPr>
-          <w:p>
-            <w:pPr>
-              <w:spacing w:after="0"/>
-            </w:pPr>
-            <w:r>
-              <w:rPr>
-                <w:rFonts w:ascii="Helvetica" w:eastAsia="WenQuanYi Zen Hei" w:hAnsi="Helvetica"/>
-                <w:b w:val="false"/>
-                <w:bCs w:val="false"/>
-                <w:sz w:val="21"/>
-                <w:szCs w:val="21"/>
-              </w:rPr>
-              <w:t xml:space="preserve">≈ 24 km</w:t>
-            </w:r>
-          </w:p>
-        </w:tc>
-        <w:tc>
-          <w:tcPr>
-            <w:tcW w:type="dxa" w:w="1900"/>
-            <w:tcMar>
-              <w:top w:type="dxa" w:w="60"/>
-              <w:left w:type="dxa" w:w="100"/>
-              <w:bottom w:type="dxa" w:w="60"/>
-              <w:right w:type="dxa" w:w="100"/>
-            </w:tcMar>
-          </w:tcPr>
-          <w:p>
-            <w:pPr>
-              <w:spacing w:after="0"/>
-            </w:pPr>
-            <w:r>
-              <w:rPr>
-                <w:rFonts w:ascii="Helvetica" w:eastAsia="WenQuanYi Zen Hei" w:hAnsi="Helvetica"/>
-                <w:b w:val="false"/>
-                <w:bCs w:val="false"/>
-                <w:sz w:val="21"/>
-                <w:szCs w:val="21"/>
-              </w:rPr>
-              <w:t xml:space="preserve">27 km</w:t>
-            </w:r>
-          </w:p>
-        </w:tc>
-        <w:tc>
-          <w:tcPr>
-            <w:tcW w:type="dxa" w:w="2860"/>
+            <w:tcW w:type="dxa" w:w="2980"/>
+            <w:tcMar>
+              <w:top w:type="dxa" w:w="60"/>
+              <w:left w:type="dxa" w:w="100"/>
+              <w:bottom w:type="dxa" w:w="60"/>
+              <w:right w:type="dxa" w:w="100"/>
+            </w:tcMar>
+          </w:tcPr>
+          <w:p>
+            <w:pPr>
+              <w:spacing w:after="0"/>
+            </w:pPr>
+            <w:r>
+              <w:rPr>
+                <w:rFonts w:ascii="Helvetica" w:eastAsia="WenQuanYi Zen Hei" w:hAnsi="Helvetica"/>
+                <w:b w:val="false"/>
+                <w:bCs w:val="false"/>
+                <w:sz w:val="21"/>
+                <w:szCs w:val="21"/>
+              </w:rPr>
+              <w:t xml:space="preserve">(a) Naive profile subtraction (LS)</w:t>
+            </w:r>
+          </w:p>
+        </w:tc>
+        <w:tc>
+          <w:tcPr>
+            <w:tcW w:type="dxa" w:w="1880"/>
+            <w:tcMar>
+              <w:top w:type="dxa" w:w="60"/>
+              <w:left w:type="dxa" w:w="100"/>
+              <w:bottom w:type="dxa" w:w="60"/>
+              <w:right w:type="dxa" w:w="100"/>
+            </w:tcMar>
+          </w:tcPr>
+          <w:p>
+            <w:pPr>
+              <w:spacing w:after="0"/>
+            </w:pPr>
+            <w:r>
+              <w:rPr>
+                <w:rFonts w:ascii="Helvetica" w:eastAsia="WenQuanYi Zen Hei" w:hAnsi="Helvetica"/>
+                <w:b w:val="false"/>
+                <w:bCs w:val="false"/>
+                <w:sz w:val="21"/>
+                <w:szCs w:val="21"/>
+              </w:rPr>
+              <w:t xml:space="preserve">23.9 / 27.2 km</w:t>
+            </w:r>
+          </w:p>
+        </w:tc>
+        <w:tc>
+          <w:tcPr>
+            <w:tcW w:type="dxa" w:w="1880"/>
+            <w:tcMar>
+              <w:top w:type="dxa" w:w="60"/>
+              <w:left w:type="dxa" w:w="100"/>
+              <w:bottom w:type="dxa" w:w="60"/>
+              <w:right w:type="dxa" w:w="100"/>
+            </w:tcMar>
+          </w:tcPr>
+          <w:p>
+            <w:pPr>
+              <w:spacing w:after="0"/>
+            </w:pPr>
+            <w:r>
+              <w:rPr>
+                <w:rFonts w:ascii="Helvetica" w:eastAsia="WenQuanYi Zen Hei" w:hAnsi="Helvetica"/>
+                <w:b w:val="false"/>
+                <w:bCs w:val="false"/>
+                <w:sz w:val="21"/>
+                <w:szCs w:val="21"/>
+              </w:rPr>
+              <w:t xml:space="preserve">39.2 / 75.2 km</w:t>
+            </w:r>
+          </w:p>
+        </w:tc>
+        <w:tc>
+          <w:tcPr>
+            <w:tcW w:type="dxa" w:w="2620"/>
             <w:tcMar>
               <w:top w:type="dxa" w:w="60"/>
               <w:left w:type="dxa" w:w="100"/>
@@ -1761,105 +1883,105 @@
       <w:tr>
         <w:tc>
           <w:tcPr>
-            <w:tcW w:type="dxa" w:w="2700"/>
-            <w:tcMar>
-              <w:top w:type="dxa" w:w="60"/>
-              <w:left w:type="dxa" w:w="100"/>
-              <w:bottom w:type="dxa" w:w="60"/>
-              <w:right w:type="dxa" w:w="100"/>
-            </w:tcMar>
-          </w:tcPr>
-          <w:p>
-            <w:pPr>
-              <w:spacing w:after="0"/>
-            </w:pPr>
-            <w:r>
-              <w:rPr>
-                <w:rFonts w:ascii="Helvetica" w:eastAsia="WenQuanYi Zen Hei" w:hAnsi="Helvetica"/>
-                <w:b w:val="false"/>
-                <w:bCs w:val="false"/>
-                <w:sz w:val="21"/>
-                <w:szCs w:val="21"/>
-              </w:rPr>
-              <w:t xml:space="preserve">Differential sparse (1-km grid)</w:t>
-            </w:r>
-          </w:p>
-        </w:tc>
-        <w:tc>
-          <w:tcPr>
-            <w:tcW w:type="dxa" w:w="1900"/>
-            <w:tcMar>
-              <w:top w:type="dxa" w:w="60"/>
-              <w:left w:type="dxa" w:w="100"/>
-              <w:bottom w:type="dxa" w:w="60"/>
-              <w:right w:type="dxa" w:w="100"/>
-            </w:tcMar>
-          </w:tcPr>
-          <w:p>
-            <w:pPr>
-              <w:spacing w:after="0"/>
-            </w:pPr>
-            <w:r>
-              <w:rPr>
-                <w:rFonts w:ascii="Helvetica" w:eastAsia="WenQuanYi Zen Hei" w:hAnsi="Helvetica"/>
-                <w:b w:val="false"/>
-                <w:bCs w:val="false"/>
-                <w:sz w:val="21"/>
-                <w:szCs w:val="21"/>
-              </w:rPr>
-              <w:t xml:space="preserve">0.15 km</w:t>
-            </w:r>
-          </w:p>
-        </w:tc>
-        <w:tc>
-          <w:tcPr>
-            <w:tcW w:type="dxa" w:w="1900"/>
-            <w:tcMar>
-              <w:top w:type="dxa" w:w="60"/>
-              <w:left w:type="dxa" w:w="100"/>
-              <w:bottom w:type="dxa" w:w="60"/>
-              <w:right w:type="dxa" w:w="100"/>
-            </w:tcMar>
-          </w:tcPr>
-          <w:p>
-            <w:pPr>
-              <w:spacing w:after="0"/>
-            </w:pPr>
-            <w:r>
-              <w:rPr>
-                <w:rFonts w:ascii="Helvetica" w:eastAsia="WenQuanYi Zen Hei" w:hAnsi="Helvetica"/>
-                <w:b w:val="false"/>
-                <w:bCs w:val="false"/>
-                <w:sz w:val="21"/>
-                <w:szCs w:val="21"/>
-              </w:rPr>
-              <w:t xml:space="preserve">0.15 km</w:t>
-            </w:r>
-          </w:p>
-        </w:tc>
-        <w:tc>
-          <w:tcPr>
-            <w:tcW w:type="dxa" w:w="2860"/>
-            <w:tcMar>
-              <w:top w:type="dxa" w:w="60"/>
-              <w:left w:type="dxa" w:w="100"/>
-              <w:bottom w:type="dxa" w:w="60"/>
-              <w:right w:type="dxa" w:w="100"/>
-            </w:tcMar>
-          </w:tcPr>
-          <w:p>
-            <w:pPr>
-              <w:spacing w:after="0"/>
-            </w:pPr>
-            <w:r>
-              <w:rPr>
-                <w:rFonts w:ascii="Helvetica" w:eastAsia="WenQuanYi Zen Hei" w:hAnsi="Helvetica"/>
-                <w:b w:val="false"/>
-                <w:bCs w:val="false"/>
-                <w:sz w:val="21"/>
-                <w:szCs w:val="21"/>
-              </w:rPr>
-              <w:t xml:space="preserve">Single nonzero jump at the fault bin (grid floor)</w:t>
+            <w:tcW w:type="dxa" w:w="2980"/>
+            <w:tcMar>
+              <w:top w:type="dxa" w:w="60"/>
+              <w:left w:type="dxa" w:w="100"/>
+              <w:bottom w:type="dxa" w:w="60"/>
+              <w:right w:type="dxa" w:w="100"/>
+            </w:tcMar>
+          </w:tcPr>
+          <w:p>
+            <w:pPr>
+              <w:spacing w:after="0"/>
+            </w:pPr>
+            <w:r>
+              <w:rPr>
+                <w:rFonts w:ascii="Helvetica" w:eastAsia="WenQuanYi Zen Hei" w:hAnsi="Helvetica"/>
+                <w:b w:val="false"/>
+                <w:bCs w:val="false"/>
+                <w:sz w:val="21"/>
+                <w:szCs w:val="21"/>
+              </w:rPr>
+              <w:t xml:space="preserve">(b) Sparse PPE profile subtraction (D²)</w:t>
+            </w:r>
+          </w:p>
+        </w:tc>
+        <w:tc>
+          <w:tcPr>
+            <w:tcW w:type="dxa" w:w="1880"/>
+            <w:tcMar>
+              <w:top w:type="dxa" w:w="60"/>
+              <w:left w:type="dxa" w:w="100"/>
+              <w:bottom w:type="dxa" w:w="60"/>
+              <w:right w:type="dxa" w:w="100"/>
+            </w:tcMar>
+          </w:tcPr>
+          <w:p>
+            <w:pPr>
+              <w:spacing w:after="0"/>
+            </w:pPr>
+            <w:r>
+              <w:rPr>
+                <w:rFonts w:ascii="Helvetica" w:eastAsia="WenQuanYi Zen Hei" w:hAnsi="Helvetica"/>
+                <w:b w:val="false"/>
+                <w:bCs w:val="false"/>
+                <w:sz w:val="21"/>
+                <w:szCs w:val="21"/>
+              </w:rPr>
+              <w:t xml:space="preserve">14.3 / 28.9 km</w:t>
+            </w:r>
+          </w:p>
+        </w:tc>
+        <w:tc>
+          <w:tcPr>
+            <w:tcW w:type="dxa" w:w="1880"/>
+            <w:tcMar>
+              <w:top w:type="dxa" w:w="60"/>
+              <w:left w:type="dxa" w:w="100"/>
+              <w:bottom w:type="dxa" w:w="60"/>
+              <w:right w:type="dxa" w:w="100"/>
+            </w:tcMar>
+          </w:tcPr>
+          <w:p>
+            <w:pPr>
+              <w:spacing w:after="0"/>
+            </w:pPr>
+            <w:r>
+              <w:rPr>
+                <w:rFonts w:ascii="Helvetica" w:eastAsia="WenQuanYi Zen Hei" w:hAnsi="Helvetica"/>
+                <w:b w:val="false"/>
+                <w:bCs w:val="false"/>
+                <w:sz w:val="21"/>
+                <w:szCs w:val="21"/>
+              </w:rPr>
+              <w:t xml:space="preserve">26.9 / 28.9 km</w:t>
+            </w:r>
+          </w:p>
+        </w:tc>
+        <w:tc>
+          <w:tcPr>
+            <w:tcW w:type="dxa" w:w="2620"/>
+            <w:tcMar>
+              <w:top w:type="dxa" w:w="60"/>
+              <w:left w:type="dxa" w:w="100"/>
+              <w:bottom w:type="dxa" w:w="60"/>
+              <w:right w:type="dxa" w:w="100"/>
+            </w:tcMar>
+          </w:tcPr>
+          <w:p>
+            <w:pPr>
+              <w:spacing w:after="0"/>
+            </w:pPr>
+            <w:r>
+              <w:rPr>
+                <w:rFonts w:ascii="Helvetica" w:eastAsia="WenQuanYi Zen Hei" w:hAnsi="Helvetica"/>
+                <w:b w:val="false"/>
+                <w:bCs w:val="false"/>
+                <w:sz w:val="21"/>
+                <w:szCs w:val="21"/>
+              </w:rPr>
+              <w:t xml:space="preserve">Independent regularization artifacts do not cancel; fault edge smeared</w:t>
             </w:r>
           </w:p>
         </w:tc>
@@ -1867,105 +1989,211 @@
       <w:tr>
         <w:tc>
           <w:tcPr>
-            <w:tcW w:type="dxa" w:w="2700"/>
-            <w:tcMar>
-              <w:top w:type="dxa" w:w="60"/>
-              <w:left w:type="dxa" w:w="100"/>
-              <w:bottom w:type="dxa" w:w="60"/>
-              <w:right w:type="dxa" w:w="100"/>
-            </w:tcMar>
-          </w:tcPr>
-          <w:p>
-            <w:pPr>
-              <w:spacing w:after="0"/>
-            </w:pPr>
-            <w:r>
-              <w:rPr>
-                <w:rFonts w:ascii="Helvetica" w:eastAsia="WenQuanYi Zen Hei" w:hAnsi="Helvetica"/>
-                <w:b w:val="false"/>
-                <w:bCs w:val="false"/>
-                <w:sz w:val="21"/>
-                <w:szCs w:val="21"/>
-              </w:rPr>
-              <w:t xml:space="preserve">Matched-filter refinement (100-m grid)</w:t>
-            </w:r>
-          </w:p>
-        </w:tc>
-        <w:tc>
-          <w:tcPr>
-            <w:tcW w:type="dxa" w:w="1900"/>
-            <w:tcMar>
-              <w:top w:type="dxa" w:w="60"/>
-              <w:left w:type="dxa" w:w="100"/>
-              <w:bottom w:type="dxa" w:w="60"/>
-              <w:right w:type="dxa" w:w="100"/>
-            </w:tcMar>
-          </w:tcPr>
-          <w:p>
-            <w:pPr>
-              <w:spacing w:after="0"/>
-            </w:pPr>
-            <w:r>
-              <w:rPr>
-                <w:rFonts w:ascii="Helvetica" w:eastAsia="WenQuanYi Zen Hei" w:hAnsi="Helvetica"/>
-                <w:b w:val="false"/>
-                <w:bCs w:val="false"/>
-                <w:sz w:val="21"/>
-                <w:szCs w:val="21"/>
-              </w:rPr>
-              <w:t xml:space="preserve">0.75 km</w:t>
-            </w:r>
-          </w:p>
-        </w:tc>
-        <w:tc>
-          <w:tcPr>
-            <w:tcW w:type="dxa" w:w="1900"/>
-            <w:tcMar>
-              <w:top w:type="dxa" w:w="60"/>
-              <w:left w:type="dxa" w:w="100"/>
-              <w:bottom w:type="dxa" w:w="60"/>
-              <w:right w:type="dxa" w:w="100"/>
-            </w:tcMar>
-          </w:tcPr>
-          <w:p>
-            <w:pPr>
-              <w:spacing w:after="0"/>
-            </w:pPr>
-            <w:r>
-              <w:rPr>
-                <w:rFonts w:ascii="Helvetica" w:eastAsia="WenQuanYi Zen Hei" w:hAnsi="Helvetica"/>
-                <w:b w:val="false"/>
-                <w:bCs w:val="false"/>
-                <w:sz w:val="21"/>
-                <w:szCs w:val="21"/>
-              </w:rPr>
-              <w:t xml:space="preserve">0.85 km</w:t>
-            </w:r>
-          </w:p>
-        </w:tc>
-        <w:tc>
-          <w:tcPr>
-            <w:tcW w:type="dxa" w:w="2860"/>
-            <w:tcMar>
-              <w:top w:type="dxa" w:w="60"/>
-              <w:left w:type="dxa" w:w="100"/>
-              <w:bottom w:type="dxa" w:w="60"/>
-              <w:right w:type="dxa" w:w="100"/>
-            </w:tcMar>
-          </w:tcPr>
-          <w:p>
-            <w:pPr>
-              <w:spacing w:after="0"/>
-            </w:pPr>
-            <w:r>
-              <w:rPr>
-                <w:rFonts w:ascii="Helvetica" w:eastAsia="WenQuanYi Zen Hei" w:hAnsi="Helvetica"/>
-                <w:b w:val="false"/>
-                <w:bCs w:val="false"/>
-                <w:sz w:val="21"/>
-                <w:szCs w:val="21"/>
-              </w:rPr>
-              <w:t xml:space="preserve">Amplitude refit 2.67–2.68 dB (true 3.0 dB)</w:t>
+            <w:tcW w:type="dxa" w:w="2980"/>
+            <w:tcMar>
+              <w:top w:type="dxa" w:w="60"/>
+              <w:left w:type="dxa" w:w="100"/>
+              <w:bottom w:type="dxa" w:w="60"/>
+              <w:right w:type="dxa" w:w="100"/>
+            </w:tcMar>
+          </w:tcPr>
+          <w:p>
+            <w:pPr>
+              <w:spacing w:after="0"/>
+            </w:pPr>
+            <w:r>
+              <w:rPr>
+                <w:rFonts w:ascii="Helvetica" w:eastAsia="WenQuanYi Zen Hei" w:hAnsi="Helvetica"/>
+                <w:b w:val="false"/>
+                <w:bCs w:val="false"/>
+                <w:sz w:val="21"/>
+                <w:szCs w:val="21"/>
+              </w:rPr>
+              <w:t xml:space="preserve">(c) Differential sparse (1-km grid)</w:t>
+            </w:r>
+          </w:p>
+        </w:tc>
+        <w:tc>
+          <w:tcPr>
+            <w:tcW w:type="dxa" w:w="1880"/>
+            <w:tcMar>
+              <w:top w:type="dxa" w:w="60"/>
+              <w:left w:type="dxa" w:w="100"/>
+              <w:bottom w:type="dxa" w:w="60"/>
+              <w:right w:type="dxa" w:w="100"/>
+            </w:tcMar>
+          </w:tcPr>
+          <w:p>
+            <w:pPr>
+              <w:spacing w:after="0"/>
+            </w:pPr>
+            <w:r>
+              <w:rPr>
+                <w:rFonts w:ascii="Helvetica" w:eastAsia="WenQuanYi Zen Hei" w:hAnsi="Helvetica"/>
+                <w:b w:val="false"/>
+                <w:bCs w:val="false"/>
+                <w:sz w:val="21"/>
+                <w:szCs w:val="21"/>
+              </w:rPr>
+              <w:t xml:space="preserve">0.15 / 0.15 km</w:t>
+            </w:r>
+          </w:p>
+        </w:tc>
+        <w:tc>
+          <w:tcPr>
+            <w:tcW w:type="dxa" w:w="1880"/>
+            <w:tcMar>
+              <w:top w:type="dxa" w:w="60"/>
+              <w:left w:type="dxa" w:w="100"/>
+              <w:bottom w:type="dxa" w:w="60"/>
+              <w:right w:type="dxa" w:w="100"/>
+            </w:tcMar>
+          </w:tcPr>
+          <w:p>
+            <w:pPr>
+              <w:spacing w:after="0"/>
+            </w:pPr>
+            <w:r>
+              <w:rPr>
+                <w:rFonts w:ascii="Helvetica" w:eastAsia="WenQuanYi Zen Hei" w:hAnsi="Helvetica"/>
+                <w:b w:val="false"/>
+                <w:bCs w:val="false"/>
+                <w:sz w:val="21"/>
+                <w:szCs w:val="21"/>
+              </w:rPr>
+              <w:t xml:space="preserve">0.15 / 0.15 km</w:t>
+            </w:r>
+          </w:p>
+        </w:tc>
+        <w:tc>
+          <w:tcPr>
+            <w:tcW w:type="dxa" w:w="2620"/>
+            <w:tcMar>
+              <w:top w:type="dxa" w:w="60"/>
+              <w:left w:type="dxa" w:w="100"/>
+              <w:bottom w:type="dxa" w:w="60"/>
+              <w:right w:type="dxa" w:w="100"/>
+            </w:tcMar>
+          </w:tcPr>
+          <w:p>
+            <w:pPr>
+              <w:spacing w:after="0"/>
+            </w:pPr>
+            <w:r>
+              <w:rPr>
+                <w:rFonts w:ascii="Helvetica" w:eastAsia="WenQuanYi Zen Hei" w:hAnsi="Helvetica"/>
+                <w:b w:val="false"/>
+                <w:bCs w:val="false"/>
+                <w:sz w:val="21"/>
+                <w:szCs w:val="21"/>
+              </w:rPr>
+              <w:t xml:space="preserve">Nonzero jumps at the fault bin (grid floor)</w:t>
+            </w:r>
+          </w:p>
+        </w:tc>
+      </w:tr>
+      <w:tr>
+        <w:tc>
+          <w:tcPr>
+            <w:tcW w:type="dxa" w:w="2980"/>
+            <w:tcMar>
+              <w:top w:type="dxa" w:w="60"/>
+              <w:left w:type="dxa" w:w="100"/>
+              <w:bottom w:type="dxa" w:w="60"/>
+              <w:right w:type="dxa" w:w="100"/>
+            </w:tcMar>
+          </w:tcPr>
+          <w:p>
+            <w:pPr>
+              <w:spacing w:after="0"/>
+            </w:pPr>
+            <w:r>
+              <w:rPr>
+                <w:rFonts w:ascii="Helvetica" w:eastAsia="WenQuanYi Zen Hei" w:hAnsi="Helvetica"/>
+                <w:b w:val="false"/>
+                <w:bCs w:val="false"/>
+                <w:sz w:val="21"/>
+                <w:szCs w:val="21"/>
+              </w:rPr>
+              <w:t xml:space="preserve">(d) Matched-filter refinement (100-m grid)</w:t>
+            </w:r>
+          </w:p>
+        </w:tc>
+        <w:tc>
+          <w:tcPr>
+            <w:tcW w:type="dxa" w:w="1880"/>
+            <w:tcMar>
+              <w:top w:type="dxa" w:w="60"/>
+              <w:left w:type="dxa" w:w="100"/>
+              <w:bottom w:type="dxa" w:w="60"/>
+              <w:right w:type="dxa" w:w="100"/>
+            </w:tcMar>
+          </w:tcPr>
+          <w:p>
+            <w:pPr>
+              <w:spacing w:after="0"/>
+            </w:pPr>
+            <w:r>
+              <w:rPr>
+                <w:rFonts w:ascii="Helvetica" w:eastAsia="WenQuanYi Zen Hei" w:hAnsi="Helvetica"/>
+                <w:b w:val="false"/>
+                <w:bCs w:val="false"/>
+                <w:sz w:val="21"/>
+                <w:szCs w:val="21"/>
+              </w:rPr>
+              <w:t xml:space="preserve">0.65 / 0.95 km</w:t>
+            </w:r>
+          </w:p>
+        </w:tc>
+        <w:tc>
+          <w:tcPr>
+            <w:tcW w:type="dxa" w:w="1880"/>
+            <w:tcMar>
+              <w:top w:type="dxa" w:w="60"/>
+              <w:left w:type="dxa" w:w="100"/>
+              <w:bottom w:type="dxa" w:w="60"/>
+              <w:right w:type="dxa" w:w="100"/>
+            </w:tcMar>
+          </w:tcPr>
+          <w:p>
+            <w:pPr>
+              <w:spacing w:after="0"/>
+            </w:pPr>
+            <w:r>
+              <w:rPr>
+                <w:rFonts w:ascii="Helvetica" w:eastAsia="WenQuanYi Zen Hei" w:hAnsi="Helvetica"/>
+                <w:b w:val="false"/>
+                <w:bCs w:val="false"/>
+                <w:sz w:val="21"/>
+                <w:szCs w:val="21"/>
+              </w:rPr>
+              <w:t xml:space="preserve">0.75 / 0.85 km</w:t>
+            </w:r>
+          </w:p>
+        </w:tc>
+        <w:tc>
+          <w:tcPr>
+            <w:tcW w:type="dxa" w:w="2620"/>
+            <w:tcMar>
+              <w:top w:type="dxa" w:w="60"/>
+              <w:left w:type="dxa" w:w="100"/>
+              <w:bottom w:type="dxa" w:w="60"/>
+              <w:right w:type="dxa" w:w="100"/>
+            </w:tcMar>
+          </w:tcPr>
+          <w:p>
+            <w:pPr>
+              <w:spacing w:after="0"/>
+            </w:pPr>
+            <w:r>
+              <w:rPr>
+                <w:rFonts w:ascii="Helvetica" w:eastAsia="WenQuanYi Zen Hei" w:hAnsi="Helvetica"/>
+                <w:b w:val="false"/>
+                <w:bCs w:val="false"/>
+                <w:sz w:val="21"/>
+                <w:szCs w:val="21"/>
+              </w:rPr>
+              <w:t xml:space="preserve">Loss refit 0.88–0.89 / 2.68–2.69 dB</w:t>
             </w:r>
           </w:p>
         </w:tc>
@@ -1994,7 +2222,7 @@
           <w:sz w:val="21"/>
           <w:szCs w:val="21"/>
         </w:rPr>
-        <w:t xml:space="preserve">In all four trials the differential sparse method places its single nonzero jump exactly at the fault bin (a consistent +0.15 km — the 1-km grid's resolution floor). The matched filter refines to 0.65–0.85 km but does not reach the hundred-metre scale: the correlation surface remains flat at kilometre scale (Fig. 3), confirming the dispersion × bandwidth² limit. The loss magnitude is recovered by the refit as 2.67–2.68 dB (true 3.0 dB).</w:t>
+        <w:t xml:space="preserve">Across all eight trials (both loss depths) the differential sparse method (c) concentrates its nonzero jumps at the fault bin (a consistent +0.15 km — the 1-km grid's resolution floor); the matched filter (d) refines to 0.55–0.95 km (1 dB) and 0.65–0.85 km (3 dB) with loss refits of 0.88–0.89 dB and 2.68–2.69 dB, but never reaches the hundred-metre scale — the correlation surface remains flat at kilometre scale (Fig. 3), confirming the dispersion × bandwidth² limit. The added sparse profile subtraction (b) fails (ten-plus kilometres): the two independent regularizations place their knots at high-curvature, low-SNR span tails, these artifacts do not cancel in the subtraction, and each regularization smears the fault edge into a ramp — at 3 dB, three of four trials lock onto 43.5 km, the span-1 tail artifact (orange curve, Fig. 2b). This is the negative counterpart of the scheme's key ordering: the sparsity prior must act on the differential (subtract first, then sparsify), not on each profile separately (sparsify first, then subtract). NTT's two-stage method, adding link-parameter-aware constraints in its second stage, improves such absolute-domain approaches to ~3 km experimentally — still short of the differential scheme.</w:t>
       </w:r>
     </w:p>
     <w:p>
@@ -2024,7 +2252,7 @@
           <w:sz w:val="21"/>
           <w:szCs w:val="21"/>
         </w:rPr>
-        <w:t xml:space="preserve">The matched-filter error is confined to a narrow +650 to +850 m band across the four trials (identical in two of them), which shows the current accuracy is dominated by systematic bias, not random noise. Four layers determine localization accuracy, from smallest to largest: (1) grid quantization — the ±0.5-km floor of the 1-km sparse-stage grid, removable with a finer grid; (2) signature distinguishability — moving the candidate fault by δ changes the matched template only by the NLI generated inside that δ segment, and the only mechanism that distinguishes NLI from adjacent positions is the waveform reshaping that dispersion produces within δ, at a rate ∝ |β₂|·BW² (the same physics as Δz_min): kilometre-scale at 64 GBd, an insurmountable ceiling; (3) noise variance — ASE and transceiver noise jitter the correlation peak, converging as 1/√N with data volume, already pushed below a few hundred metres at 10× data; (4) systematic bias — the actual source of the current ~+750 m, isolated by the control experiment below.</w:t>
+        <w:t xml:space="preserve">The matched-filter error is confined to narrow bands at both loss depths (+550 to +950 m at 1 dB; +650 to +850 m at 3 dB), with several trials identical, which shows the current accuracy is dominated by systematic bias, not random noise. Four layers determine localization accuracy, from smallest to largest: (1) grid quantization — the ±0.5-km floor of the 1-km sparse-stage grid, removable with a finer grid; (2) signature distinguishability — moving the candidate fault by δ changes the matched template only by the NLI generated inside that δ segment, and the only mechanism that distinguishes NLI from adjacent positions is the waveform reshaping that dispersion produces within δ, at a rate ∝ |β₂|·BW² (the same physics as Δz_min): kilometre-scale at 64 GBd, an insurmountable ceiling; (3) noise variance — ASE and transceiver noise jitter the correlation peak, converging as 1/√N with data volume, already pushed below a few hundred metres at 10× data; (4) systematic bias — the actual source of the residual few hundred metres, isolated by the control experiment below.</w:t>
       </w:r>
     </w:p>
     <w:p>
